--- a/lab-data-workflow/templates/docx/官方报告头容器.docx
+++ b/lab-data-workflow/templates/docx/官方报告头容器.docx
@@ -457,7 +457,7 @@
           <w:szCs w:val="28"/>
           <w:u w:val="single"/>
         </w:rPr>
-        <w:t>5</w:t>
+        <w:t>6</w:t>
       </w:r>
       <w:r>
         <w:rPr>
